--- a/docs/radcom-article.docx
+++ b/docs/radcom-article.docx
@@ -146,6 +146,14 @@
         <w:pStyle w:val="BodyText"/>
       </w:pPr>
       <w:r>
+        <w:t xml:space="preserve">The numbers are stark: London to New York is 30 milliseconds. A geostationary satellite adds 120 ms. The Moon is 1.3 seconds. Mars at closest approach is three minutes; at average distance, twelve minutes. Jupiter is 35 to 50 minutes.</w:t>
+      </w:r>
+    </w:p>
+    <w:p>
+      <w:pPr>
+        <w:pStyle w:val="BodyText"/>
+      </w:pPr>
+      <w:r>
         <w:t xml:space="preserve">Consider what happens when you try to use conventional internet protocols (TCP/IP) to communicate with the Moon. The TCP handshake alone — the</w:t>
       </w:r>
       <w:r>
@@ -166,7 +174,7 @@
         <w:pStyle w:val="BodyText"/>
       </w:pPr>
       <w:r>
-        <w:t xml:space="preserve">Mars, at its closest approach, is about three light-minutes away. At average distance, it is twelve minutes. A TCP handshake to Mars could take over an hour. Clearly, this approach does not scale.</w:t>
+        <w:t xml:space="preserve">Mars, at its closest approach, is about three light-minutes away. At average distance, it is twelve minutes. A TCP handshake to Mars could take over an hour. Clearly, this approach does not scale. The speed of light is not a software bug anyone can patch. The architecture must accommodate it.</w:t>
       </w:r>
     </w:p>
     <w:p>
@@ -311,6 +319,34 @@
         <w:pStyle w:val="BodyText"/>
       </w:pPr>
       <w:r>
+        <w:t xml:space="preserve">The protocols RADIANT uses aren’t experimental — they’re becoming the standard for space communications. In 2023, the Internet Society’s Interplanetary Chapter published a Solar System Internet governance framework co-authored by Vint Cerf, widely recognized as one of the</w:t>
+      </w:r>
+      <w:r>
+        <w:t xml:space="preserve"> </w:t>
+      </w:r>
+      <w:r>
+        <w:t xml:space="preserve">“fathers of the Internet”</w:t>
+      </w:r>
+      <w:r>
+        <w:t xml:space="preserve"> </w:t>
+      </w:r>
+      <w:r>
+        <w:t xml:space="preserve">for creating TCP/IP. Their recommendation: DTN and Bundle Protocol should be the foundation for all space communications that exceed IP’s capabilities.</w:t>
+      </w:r>
+    </w:p>
+    <w:p>
+      <w:pPr>
+        <w:pStyle w:val="BodyText"/>
+      </w:pPr>
+      <w:r>
+        <w:t xml:space="preserve">Both ESA’s Moonlight programme and NASA’s LunaNet specification mandate these same protocols. Through RADIANT, amateur radio participates as a stakeholder in this emerging interplanetary infrastructure.</w:t>
+      </w:r>
+    </w:p>
+    <w:p>
+      <w:pPr>
+        <w:pStyle w:val="BodyText"/>
+      </w:pPr>
+      <w:r>
         <w:rPr>
           <w:b/>
           <w:bCs/>
@@ -442,7 +478,7 @@
         <w:pStyle w:val="BodyText"/>
       </w:pPr>
       <w:r>
-        <w:t xml:space="preserve">Instead of AX.25 packets, RADIANT carries DTN data directly in KISS frames. At the top level, messages are packaged as</w:t>
+        <w:t xml:space="preserve">Instead of AX.25 packets, RADIANT carries DTN data directly in KISS frames, eliminating AX.25 entirely — 15 bytes saved per frame (~10% improvement). At the top level, messages are packaged as</w:t>
       </w:r>
       <w:r>
         <w:t xml:space="preserve"> </w:t>
@@ -462,7 +498,7 @@
         <w:pStyle w:val="BodyText"/>
       </w:pPr>
       <w:r>
-        <w:t xml:space="preserve">The key advantage of this approach is simplicity. By skipping the AX.25 layer entirely (which would add overhead without benefit for DTN traffic), we get a cleaner, more efficient link. The system runs on NASA Glenn Research Centre’s open-source HDTN software, though the architecture supports other DTN engines as well — giving operators flexibility in how they set up their stations.</w:t>
+        <w:t xml:space="preserve">The key advantage of this approach is simplicity. By skipping the AX.25 layer entirely (which would add overhead without benefit for DTN traffic), we get a cleaner, more efficient link. The architecture uses ION-DTN as the primary implementation, ensuring compatibility with NASA’s reference DTN system used across professional space missions.</w:t>
       </w:r>
     </w:p>
     <w:p>
@@ -757,6 +793,52 @@
         <w:t xml:space="preserve">The first RADIANT node in orbit. A CubeSat payload operating on 437 MHz UHF at 9.6 kbps, accessible to amateur ground stations worldwide with modest equipment (a Yagi antenna and SDR or TNC). This demonstrates ground-to-space DTN ping and store-and-forward messaging from orbit — a genuine first for amateur radio.</w:t>
       </w:r>
     </w:p>
+    <w:p>
+      <w:pPr>
+        <w:pStyle w:val="BodyText"/>
+      </w:pPr>
+      <w:r>
+        <w:t xml:space="preserve">Technical specifications:</w:t>
+      </w:r>
+      <w:r>
+        <w:t xml:space="preserve"> </w:t>
+      </w:r>
+      <w:r>
+        <w:t xml:space="preserve">- STM32U585 microcontroller (160 MHz, 2 MB flash)</w:t>
+      </w:r>
+      <w:r>
+        <w:t xml:space="preserve"> </w:t>
+      </w:r>
+      <w:r>
+        <w:t xml:space="preserve">- 437 MHz UHF at 9.6 kbps GMSK</w:t>
+      </w:r>
+      <w:r>
+        <w:t xml:space="preserve"> </w:t>
+      </w:r>
+      <w:r>
+        <w:t xml:space="preserve">- 31 dB link budget margin with standard UHF Yagi</w:t>
+      </w:r>
+      <w:r>
+        <w:t xml:space="preserve"> </w:t>
+      </w:r>
+      <w:r>
+        <w:t xml:space="preserve">- 64-256 MB persistent storage</w:t>
+      </w:r>
+      <w:r>
+        <w:t xml:space="preserve"> </w:t>
+      </w:r>
+      <w:r>
+        <w:t xml:space="preserve">- Compatible with existing amateur satellite equipment</w:t>
+      </w:r>
+    </w:p>
+    <w:p>
+      <w:pPr>
+        <w:pStyle w:val="BodyText"/>
+      </w:pPr>
+      <w:r>
+        <w:t xml:space="preserve">Ground operations will leverage the distributed amateur satellite community through shared contact plans.</w:t>
+      </w:r>
+    </w:p>
     <w:bookmarkEnd w:id="19"/>
     <w:bookmarkStart w:id="20" w:name="phase-4-cislunar-planned"/>
     <w:p>
@@ -773,6 +855,46 @@
       </w:pPr>
       <w:r>
         <w:t xml:space="preserve">The ultimate goal: an amateur DTN node in the region between Earth and the Moon. Operating on S-band at 500 bits per second with strong forward error correction. This would be the first amateur-operated interplanetary-style communication system, proving that the amateur community can participate in the emerging architecture of space networking.</w:t>
+      </w:r>
+    </w:p>
+    <w:p>
+      <w:pPr>
+        <w:pStyle w:val="BodyText"/>
+      </w:pPr>
+      <w:r>
+        <w:t xml:space="preserve">Technical specifications:</w:t>
+      </w:r>
+      <w:r>
+        <w:t xml:space="preserve"> </w:t>
+      </w:r>
+      <w:r>
+        <w:t xml:space="preserve">- S-band 2.2 GHz at 500 bps, 5W + 10 dBi spacecraft antenna</w:t>
+      </w:r>
+      <w:r>
+        <w:t xml:space="preserve"> </w:t>
+      </w:r>
+      <w:r>
+        <w:t xml:space="preserve">- 35 dBi ground dish (3-5m, EME-class), 7 dB link margin</w:t>
+      </w:r>
+      <w:r>
+        <w:t xml:space="preserve"> </w:t>
+      </w:r>
+      <w:r>
+        <w:t xml:space="preserve">- 2.6-second lunar round-trip delay handling</w:t>
+      </w:r>
+      <w:r>
+        <w:t xml:space="preserve"> </w:t>
+      </w:r>
+      <w:r>
+        <w:t xml:space="preserve">- Operation in cislunar space where Artemis and commercial lunar missions operate</w:t>
+      </w:r>
+    </w:p>
+    <w:p>
+      <w:pPr>
+        <w:pStyle w:val="BodyText"/>
+      </w:pPr>
+      <w:r>
+        <w:t xml:space="preserve">Success would position amateur radio as a permanent interplanetary communications stakeholder.</w:t>
       </w:r>
     </w:p>
     <w:p>
@@ -831,15 +953,35 @@
         <w:pStyle w:val="FirstParagraph"/>
       </w:pPr>
       <w:r>
-        <w:t xml:space="preserve">RADIANT is not merely a paper exercise. The project has a functioning three-node simulation that demonstrates store-and-forward with realistic propagation delays — 1.3 seconds for Earth-Moon distances, and configurable up to 12 minutes for Mars scenarios. We can observe the system managing deferred acknowledgements, computing routing paths, and delivering data successfully despite the delays.</w:t>
-      </w:r>
-    </w:p>
-    <w:p>
-      <w:pPr>
-        <w:pStyle w:val="BodyText"/>
-      </w:pPr>
-      <w:r>
-        <w:t xml:space="preserve">The entire codebase is open-source under the MIT licence, with automated testing ensuring reliability with every change.</w:t>
+        <w:t xml:space="preserve">RADIANT is not merely a paper exercise. The project operates a three-node cislunar simulation with true 1.3-second Earth-Moon delays. Contact Graph Routing computes multi-hop paths while LTP manages extended round-trips. The system successfully manages deferred acknowledgements, computing routing paths, and delivering data despite the delays.</w:t>
+      </w:r>
+    </w:p>
+    <w:p>
+      <w:pPr>
+        <w:pStyle w:val="BodyText"/>
+      </w:pPr>
+      <w:r>
+        <w:t xml:space="preserve">The project uses ION-DTN as the primary implementation, validating compatibility with NASA’s standard DTN stack used across professional space missions. This ensures amateur radio operates with the same protocols NASA deploys for deep space communications.</w:t>
+      </w:r>
+    </w:p>
+    <w:p>
+      <w:pPr>
+        <w:pStyle w:val="BodyText"/>
+      </w:pPr>
+      <w:r>
+        <w:t xml:space="preserve">The entire codebase is open-source under the MIT licence, with automated testing ensuring reliability with every change. Project gained visibility through EMF Camp 2026</w:t>
+      </w:r>
+      <w:r>
+        <w:t xml:space="preserve"> </w:t>
+      </w:r>
+      <w:r>
+        <w:t xml:space="preserve">“Internet for the Solar System”</w:t>
+      </w:r>
+      <w:r>
+        <w:t xml:space="preserve"> </w:t>
+      </w:r>
+      <w:r>
+        <w:t xml:space="preserve">presentation.</w:t>
       </w:r>
     </w:p>
     <w:p>
@@ -1194,6 +1336,28 @@
       </w:r>
     </w:p>
     <w:p>
+      <w:pPr>
+        <w:pStyle w:val="Compact"/>
+        <w:numPr>
+          <w:ilvl w:val="0"/>
+          <w:numId w:val="1002"/>
+        </w:numPr>
+      </w:pPr>
+      <w:r>
+        <w:rPr>
+          <w:b/>
+          <w:bCs/>
+        </w:rPr>
+        <w:t xml:space="preserve">Callsign as network address</w:t>
+      </w:r>
+      <w:r>
+        <w:t xml:space="preserve"> </w:t>
+      </w:r>
+      <w:r>
+        <w:t xml:space="preserve">— every DTN node requires a globally unique address. Amateur radio already provides one — the callsign. Government-issued, internationally coordinated, and the allocation system has worked reliably since 1927.</w:t>
+      </w:r>
+    </w:p>
+    <w:p>
       <w:r>
         <w:pict>
           <v:rect style="width:0;height:1.5pt" o:hralign="center" o:hrstd="t" o:hr="t"/>
@@ -1488,6 +1652,26 @@
       </w:r>
       <w:r>
         <w:t xml:space="preserve">project). A DTN payload onboard a geostationary satellite would transform it from a real-time transponder into an intelligent store-and-forward node — always available, delivering bundles to ground stations whenever they come online. Unlike a conventional transponder, the sender and receiver need not be active simultaneously.</w:t>
+      </w:r>
+    </w:p>
+    <w:p>
+      <w:pPr>
+        <w:pStyle w:val="BodyText"/>
+      </w:pPr>
+      <w:r>
+        <w:t xml:space="preserve">Beyond individual DTN nodes, RADIANT’s architecture is evolving toward what might be called Contact Plan as a Service — treating scheduled communication opportunities as a shared network resource, managed independently of any single DTN engine. Rather than operators managing individual links, applications would express requirements: a destination, a priority, and a desired delivery confidence. The underlying network determines the optimal path and resources. This mirrors the evolution seen in commercial Ground Station as a Service platforms, where users request a communication opportunity rather than access to a specific antenna. For amateur radio, this means an operator could simply say</w:t>
+      </w:r>
+      <w:r>
+        <w:t xml:space="preserve"> </w:t>
+      </w:r>
+      <w:r>
+        <w:t xml:space="preserve">‘deliver this bundle to the lunar node’</w:t>
+      </w:r>
+      <w:r>
+        <w:t xml:space="preserve"> </w:t>
+      </w:r>
+      <w:r>
+        <w:t xml:space="preserve">and the ground segment — distributed across multiple stations and countries — would coordinate delivery automatically.</w:t>
       </w:r>
     </w:p>
     <w:p>
